--- a/courseware/LP-Tableau Desktop Foundations.docx
+++ b/courseware/LP-Tableau Desktop Foundations.docx
@@ -532,7 +532,7 @@
         </w:rPr>
         <w:t>Topic 02 — Exploring and Analyzing Data in Tableau Desktop · Slides 64–103</w:t>
         <w:tab/>
-        <w:t>6</w:t>
+        <w:t>7</w:t>
       </w:r>
     </w:p>
     <w:p>
@@ -2017,7 +2017,7 @@
           <w:i/>
           <w:color w:val="555B66"/>
         </w:rPr>
-        <w:t>Total training time excluding lunch: 480 minutes (8 hours).</w:t>
+        <w:t>Total training time excluding lunch: 480 minutes (8 hours), of which 20 minutes are tea breaks counted within the training day and 460 minutes are direct instruction, practice and assessment.</w:t>
       </w:r>
     </w:p>
     <w:p>
@@ -3088,7 +3088,7 @@
           <w:i/>
           <w:color w:val="555B66"/>
         </w:rPr>
-        <w:t>Total training time excluding lunch: 480 minutes (8 hours).</w:t>
+        <w:t>Total training time excluding lunch: 480 minutes (8 hours), of which 20 minutes are tea breaks counted within the training day and 460 minutes are direct instruction, practice and assessment.</w:t>
       </w:r>
     </w:p>
     <w:p>
@@ -3315,6 +3315,14 @@
         <w:pStyle w:val="ListBullet"/>
       </w:pPr>
       <w:r>
+        <w:t>Tableau Prep Builder (for the Topic 1 data-cleansing lab)</w:t>
+      </w:r>
+    </w:p>
+    <w:p>
+      <w:pPr>
+        <w:pStyle w:val="ListBullet"/>
+      </w:pPr>
+      <w:r>
         <w:t>Microsoft Excel or compatible viewer</w:t>
       </w:r>
     </w:p>
@@ -3323,7 +3331,7 @@
         <w:pStyle w:val="ListBullet"/>
       </w:pPr>
       <w:r>
-        <w:t>Ten individual lab folders with Excel workbooks, starter.twb and acceptance checklists</w:t>
+        <w:t>Eleven individual lab folders with Excel workbooks, starter.twb and acceptance checklists</w:t>
       </w:r>
     </w:p>
     <w:p>
